--- a/Can bang hoa hoc/Buoi 2/Buổi 2. [SOURCE] Le Chatelier qua Q-Kc.docx
+++ b/Can bang hoa hoc/Buoi 2/Buổi 2. [SOURCE] Le Chatelier qua Q-Kc.docx
@@ -348,7 +348,7 @@
                 <w:i/>
                 <w:sz w:val="20"/>
               </w:rPr>
-              <w:t>Hình 2</w:t>
+              <w:t>Hình 1</w:t>
             </w:r>
             <w:r>
               <w:rPr>
@@ -3324,7 +3324,7 @@
                 <w:i/>
                 <w:sz w:val="20"/>
               </w:rPr>
-              <w:t>Hình 3</w:t>
+              <w:t>Hình 2</w:t>
             </w:r>
             <w:r>
               <w:rPr>
@@ -3454,7 +3454,7 @@
                 <w:i/>
                 <w:sz w:val="20"/>
               </w:rPr>
-              <w:t>Hình 4</w:t>
+              <w:t>Hình 3</w:t>
             </w:r>
             <w:r>
               <w:rPr>
